--- a/assets/plantilla/Conformidad Sanitaria de Revisión De Proyectos (Variables Sanitarias) De Equipos De Incineración Para Desechos Generados En Establecimiento De Salud.docx
+++ b/assets/plantilla/Conformidad Sanitaria de Revisión De Proyectos (Variables Sanitarias) De Equipos De Incineración Para Desechos Generados En Establecimiento De Salud.docx
@@ -503,13 +503,7 @@
         <w:rPr>
           <w:noProof/>
         </w:rPr>
-        <w:t xml:space="preserve"> </w:t>
-      </w:r>
-      <w:r>
-        <w:rPr>
-          <w:noProof/>
-        </w:rPr>
-        <w:t>.</w:t>
+        <w:t xml:space="preserve"> .</w:t>
       </w:r>
     </w:p>
     <w:p>
@@ -773,7 +767,7 @@
           </mc:Choice>
           <mc:Fallback>
             <w:pict>
-              <v:shape w14:anchorId="4883F774" id="Graphic 6" o:spid="_x0000_s1026" style="position:absolute;margin-left:250.5pt;margin-top:25.2pt;width:114pt;height:.75pt;z-index:-15727104;visibility:visible;mso-wrap-style:square;mso-wrap-distance-left:0;mso-wrap-distance-top:0;mso-wrap-distance-right:0;mso-wrap-distance-bottom:0;mso-position-horizontal:absolute;mso-position-horizontal-relative:page;mso-position-vertical:absolute;mso-position-vertical-relative:text;v-text-anchor:top" coordsize="1447800,9525" o:gfxdata="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" path="m,9525l1447418,e" filled="f" strokeweight=".5pt">
+              <v:shape w14:anchorId="24631CEA" id="Graphic 6" o:spid="_x0000_s1026" style="position:absolute;margin-left:250.5pt;margin-top:25.2pt;width:114pt;height:.75pt;z-index:-15727104;visibility:visible;mso-wrap-style:square;mso-wrap-distance-left:0;mso-wrap-distance-top:0;mso-wrap-distance-right:0;mso-wrap-distance-bottom:0;mso-position-horizontal:absolute;mso-position-horizontal-relative:page;mso-position-vertical:absolute;mso-position-vertical-relative:text;v-text-anchor:top" coordsize="1447800,9525" o:gfxdata="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" path="m,9525l1447418,e" filled="f" strokeweight=".5pt">
                 <v:path arrowok="t"/>
                 <w10:wrap type="topAndBottom" anchorx="page"/>
               </v:shape>
@@ -850,6 +844,122 @@
           <w:sz w:val="20"/>
         </w:rPr>
       </w:pPr>
+      <w:r>
+        <w:rPr>
+          <w:rFonts w:ascii="Times New Roman" w:hAnsi="Times New Roman" w:cs="Times New Roman"/>
+          <w:noProof/>
+          <w:lang w:eastAsia="es-VE"/>
+        </w:rPr>
+        <mc:AlternateContent>
+          <mc:Choice Requires="wps">
+            <w:drawing>
+              <wp:anchor distT="45720" distB="45720" distL="114300" distR="114300" simplePos="0" relativeHeight="487592448" behindDoc="0" locked="0" layoutInCell="1" allowOverlap="1" wp14:anchorId="45844633" wp14:editId="6120BE94">
+                <wp:simplePos x="0" y="0"/>
+                <wp:positionH relativeFrom="margin">
+                  <wp:posOffset>0</wp:posOffset>
+                </wp:positionH>
+                <wp:positionV relativeFrom="paragraph">
+                  <wp:posOffset>2942117</wp:posOffset>
+                </wp:positionV>
+                <wp:extent cx="6549390" cy="584200"/>
+                <wp:effectExtent l="0" t="0" r="3810" b="6350"/>
+                <wp:wrapSquare wrapText="bothSides"/>
+                <wp:docPr id="217" name="Cuadro de texto 3"/>
+                <wp:cNvGraphicFramePr>
+                  <a:graphicFrameLocks xmlns:a="http://schemas.openxmlformats.org/drawingml/2006/main"/>
+                </wp:cNvGraphicFramePr>
+                <a:graphic xmlns:a="http://schemas.openxmlformats.org/drawingml/2006/main">
+                  <a:graphicData uri="http://schemas.microsoft.com/office/word/2010/wordprocessingShape">
+                    <wps:wsp>
+                      <wps:cNvSpPr txBox="1">
+                        <a:spLocks noChangeArrowheads="1"/>
+                      </wps:cNvSpPr>
+                      <wps:spPr bwMode="auto">
+                        <a:xfrm>
+                          <a:off x="0" y="0"/>
+                          <a:ext cx="6549390" cy="584200"/>
+                        </a:xfrm>
+                        <a:prstGeom prst="rect">
+                          <a:avLst/>
+                        </a:prstGeom>
+                        <a:solidFill>
+                          <a:srgbClr val="FFFFFF"/>
+                        </a:solidFill>
+                        <a:ln w="9525">
+                          <a:noFill/>
+                          <a:miter lim="800000"/>
+                          <a:headEnd/>
+                          <a:tailEnd/>
+                        </a:ln>
+                      </wps:spPr>
+                      <wps:txbx>
+                        <w:txbxContent>
+                          <w:p>
+                            <w:pPr>
+                              <w:jc w:val="both"/>
+                              <w:rPr>
+                                <w:b/>
+                                <w:sz w:val="20"/>
+                              </w:rPr>
+                            </w:pPr>
+                            <w:r>
+                              <w:rPr>
+                                <w:b/>
+                                <w:sz w:val="20"/>
+                              </w:rPr>
+                              <w:t>Nota: Los recaudos deben ser consignados por el representante legal, por una persona autorizada mediante poder notariado o, en su defecto, por un trabajador de la organización que presente los soportes que acrediten su vínculo laboral.</w:t>
+                            </w:r>
+                          </w:p>
+                        </w:txbxContent>
+                      </wps:txbx>
+                      <wps:bodyPr rot="0" vertOverflow="clip" horzOverflow="clip" vert="horz" wrap="square" lIns="91440" tIns="45720" rIns="91440" bIns="45720" anchor="t" anchorCtr="0">
+                        <a:noAutofit/>
+                      </wps:bodyPr>
+                    </wps:wsp>
+                  </a:graphicData>
+                </a:graphic>
+                <wp14:sizeRelH relativeFrom="margin">
+                  <wp14:pctWidth>0</wp14:pctWidth>
+                </wp14:sizeRelH>
+                <wp14:sizeRelV relativeFrom="margin">
+                  <wp14:pctHeight>0</wp14:pctHeight>
+                </wp14:sizeRelV>
+              </wp:anchor>
+            </w:drawing>
+          </mc:Choice>
+          <mc:Fallback>
+            <w:pict>
+              <v:shapetype w14:anchorId="45844633" id="_x0000_t202" coordsize="21600,21600" o:spt="202" path="m,l,21600r21600,l21600,xe">
+                <v:stroke joinstyle="miter"/>
+                <v:path gradientshapeok="t" o:connecttype="rect"/>
+              </v:shapetype>
+              <v:shape id="Cuadro de texto 3" o:spid="_x0000_s1026" type="#_x0000_t202" style="position:absolute;margin-left:0;margin-top:231.65pt;width:515.7pt;height:46pt;z-index:487592448;visibility:visible;mso-wrap-style:square;mso-width-percent:0;mso-height-percent:0;mso-wrap-distance-left:9pt;mso-wrap-distance-top:3.6pt;mso-wrap-distance-right:9pt;mso-wrap-distance-bottom:3.6pt;mso-position-horizontal:absolute;mso-position-horizontal-relative:margin;mso-position-vertical:absolute;mso-position-vertical-relative:text;mso-width-percent:0;mso-height-percent:0;mso-width-relative:margin;mso-height-relative:margin;v-text-anchor:top" o:gfxdata="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" stroked="f">
+                <v:textbox>
+                  <w:txbxContent>
+                    <w:p>
+                      <w:pPr>
+                        <w:jc w:val="both"/>
+                        <w:rPr>
+                          <w:b/>
+                          <w:sz w:val="20"/>
+                        </w:rPr>
+                      </w:pPr>
+                      <w:r>
+                        <w:rPr>
+                          <w:b/>
+                          <w:sz w:val="20"/>
+                        </w:rPr>
+                        <w:t>Nota: Los recaudos deben ser consignados por el representante legal, por una persona autorizada mediante poder notariado o, en su defecto, por un trabajador de la organización que presente los soportes que acrediten su vínculo laboral.</w:t>
+                      </w:r>
+                    </w:p>
+                  </w:txbxContent>
+                </v:textbox>
+                <w10:wrap type="square" anchorx="margin"/>
+              </v:shape>
+            </w:pict>
+          </mc:Fallback>
+        </mc:AlternateContent>
+      </w:r>
     </w:p>
     <w:tbl>
       <w:tblPr>
@@ -1719,7 +1829,7 @@
               <v:stroke joinstyle="miter"/>
               <v:path gradientshapeok="t" o:connecttype="rect"/>
             </v:shapetype>
-            <v:shape id="Textbox 1" o:spid="_x0000_s1026" type="#_x0000_t202" style="position:absolute;margin-left:128.25pt;margin-top:29.2pt;width:373.3pt;height:23.75pt;z-index:-15858688;visibility:visible;mso-wrap-style:square;mso-wrap-distance-left:0;mso-wrap-distance-top:0;mso-wrap-distance-right:0;mso-wrap-distance-bottom:0;mso-position-horizontal:absolute;mso-position-horizontal-relative:page;mso-position-vertical:absolute;mso-position-vertical-relative:page;v-text-anchor:top" o:gfxdata="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" filled="f" stroked="f">
+            <v:shape id="Textbox 1" o:spid="_x0000_s1027" type="#_x0000_t202" style="position:absolute;margin-left:128.25pt;margin-top:29.2pt;width:373.3pt;height:23.75pt;z-index:-15858688;visibility:visible;mso-wrap-style:square;mso-wrap-distance-left:0;mso-wrap-distance-top:0;mso-wrap-distance-right:0;mso-wrap-distance-bottom:0;mso-position-horizontal:absolute;mso-position-horizontal-relative:page;mso-position-vertical:absolute;mso-position-vertical-relative:page;v-text-anchor:top" o:gfxdata="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" filled="f" stroked="f">
               <v:textbox inset="0,0,0,0">
                 <w:txbxContent>
                   <w:p>
@@ -2809,8 +2919,11 @@
   <w:rsids>
     <w:rsidRoot w:val="000F6086"/>
     <w:rsid w:val="000F6086"/>
+    <w:rsid w:val="003F4F6E"/>
+    <w:rsid w:val="00617592"/>
     <w:rsid w:val="00A9011A"/>
     <w:rsid w:val="00EF6CB9"/>
+    <w:rsid w:val="00F412C3"/>
   </w:rsids>
   <m:mathPr>
     <m:mathFont m:val="Cambria Math"/>
